--- a/КП.docx
+++ b/КП.docx
@@ -1,6 +1,6 @@
 
 <file path=word/document.xml><?xml version="1.0" encoding="utf-8"?>
-<w:document xmlns:wpc="http://schemas.microsoft.com/office/word/2010/wordprocessingCanvas" xmlns:cx="http://schemas.microsoft.com/office/drawing/2014/chartex" xmlns:cx1="http://schemas.microsoft.com/office/drawing/2015/9/8/chartex" xmlns:cx2="http://schemas.microsoft.com/office/drawing/2015/10/21/chartex" xmlns:cx3="http://schemas.microsoft.com/office/drawing/2016/5/9/chartex" xmlns:cx4="http://schemas.microsoft.com/office/drawing/2016/5/10/chartex" xmlns:cx5="http://schemas.microsoft.com/office/drawing/2016/5/11/chartex" xmlns:cx6="http://schemas.microsoft.com/office/drawing/2016/5/12/chartex" xmlns:cx7="http://schemas.microsoft.com/office/drawing/2016/5/13/chartex" xmlns:cx8="http://schemas.microsoft.com/office/drawing/2016/5/14/chartex" xmlns:mc="http://schemas.openxmlformats.org/markup-compatibility/2006" xmlns:aink="http://schemas.microsoft.com/office/drawing/2016/ink" xmlns:am3d="http://schemas.microsoft.com/office/drawing/2017/model3d" xmlns:o="urn:schemas-microsoft-com:office:office" xmlns:oel="http://schemas.microsoft.com/office/2019/extlst" xmlns:r="http://schemas.openxmlformats.org/officeDocument/2006/relationships" xmlns:m="http://schemas.openxmlformats.org/officeDocument/2006/math" xmlns:v="urn:schemas-microsoft-com:vml" xmlns:wp14="http://schemas.microsoft.com/office/word/2010/wordprocessingDrawing" xmlns:wp="http://schemas.openxmlformats.org/drawingml/2006/wordprocessingDrawing" xmlns:w10="urn:schemas-microsoft-com:office:word" xmlns:w="http://schemas.openxmlformats.org/wordprocessingml/2006/main" xmlns:w14="http://schemas.microsoft.com/office/word/2010/wordml" xmlns:w15="http://schemas.microsoft.com/office/word/2012/wordml" xmlns:w16cex="http://schemas.microsoft.com/office/word/2018/wordml/cex" xmlns:w16cid="http://schemas.microsoft.com/office/word/2016/wordml/cid" xmlns:w16="http://schemas.microsoft.com/office/word/2018/wordml" xmlns:w16sdtdh="http://schemas.microsoft.com/office/word/2020/wordml/sdtdatahash" xmlns:w16se="http://schemas.microsoft.com/office/word/2015/wordml/symex" xmlns:wpg="http://schemas.microsoft.com/office/word/2010/wordprocessingGroup" xmlns:wpi="http://schemas.microsoft.com/office/word/2010/wordprocessingInk" xmlns:wne="http://schemas.microsoft.com/office/word/2006/wordml" xmlns:wps="http://schemas.microsoft.com/office/word/2010/wordprocessingShape" mc:Ignorable="w14 w15 w16se w16cid w16 w16cex w16sdtdh wp14">
+<w:document xmlns:wpc="http://schemas.microsoft.com/office/word/2010/wordprocessingCanvas" xmlns:cx="http://schemas.microsoft.com/office/drawing/2014/chartex" xmlns:cx1="http://schemas.microsoft.com/office/drawing/2015/9/8/chartex" xmlns:cx2="http://schemas.microsoft.com/office/drawing/2015/10/21/chartex" xmlns:cx3="http://schemas.microsoft.com/office/drawing/2016/5/9/chartex" xmlns:cx4="http://schemas.microsoft.com/office/drawing/2016/5/10/chartex" xmlns:cx5="http://schemas.microsoft.com/office/drawing/2016/5/11/chartex" xmlns:cx6="http://schemas.microsoft.com/office/drawing/2016/5/12/chartex" xmlns:cx7="http://schemas.microsoft.com/office/drawing/2016/5/13/chartex" xmlns:cx8="http://schemas.microsoft.com/office/drawing/2016/5/14/chartex" xmlns:mc="http://schemas.openxmlformats.org/markup-compatibility/2006" xmlns:aink="http://schemas.microsoft.com/office/drawing/2016/ink" xmlns:am3d="http://schemas.microsoft.com/office/drawing/2017/model3d" xmlns:o="urn:schemas-microsoft-com:office:office" xmlns:r="http://schemas.openxmlformats.org/officeDocument/2006/relationships" xmlns:m="http://schemas.openxmlformats.org/officeDocument/2006/math" xmlns:v="urn:schemas-microsoft-com:vml" xmlns:wp14="http://schemas.microsoft.com/office/word/2010/wordprocessingDrawing" xmlns:wp="http://schemas.openxmlformats.org/drawingml/2006/wordprocessingDrawing" xmlns:w10="urn:schemas-microsoft-com:office:word" xmlns:w="http://schemas.openxmlformats.org/wordprocessingml/2006/main" xmlns:w14="http://schemas.microsoft.com/office/word/2010/wordml" xmlns:w15="http://schemas.microsoft.com/office/word/2012/wordml" xmlns:w16cex="http://schemas.microsoft.com/office/word/2018/wordml/cex" xmlns:w16cid="http://schemas.microsoft.com/office/word/2016/wordml/cid" xmlns:w16="http://schemas.microsoft.com/office/word/2018/wordml" xmlns:w16sdtdh="http://schemas.microsoft.com/office/word/2020/wordml/sdtdatahash" xmlns:w16se="http://schemas.microsoft.com/office/word/2015/wordml/symex" xmlns:wpg="http://schemas.microsoft.com/office/word/2010/wordprocessingGroup" xmlns:wpi="http://schemas.microsoft.com/office/word/2010/wordprocessingInk" xmlns:wne="http://schemas.microsoft.com/office/word/2006/wordml" xmlns:wps="http://schemas.microsoft.com/office/word/2010/wordprocessingShape" mc:Ignorable="w14 w15 w16se w16cid w16 w16cex w16sdtdh wp14">
   <w:body>
     <w:p>
       <w:pPr>
@@ -90,7 +90,14 @@
           <w:b/>
           <w:bCs/>
         </w:rPr>
-        <w:t>“ТЕПЛОФИЗИЧЕСКИЙ РАСЧЕТ ППУ АПЛ С ВОДО-ВОДЯНЫМ РЕАКТОРОМ”</w:t>
+        <w:t xml:space="preserve">“ТЕПЛОФИЗИЧЕСКИЙ РАСЧЕТ ППУ АПЛ С </w:t>
+      </w:r>
+      <w:r>
+        <w:rPr>
+          <w:b/>
+          <w:bCs/>
+        </w:rPr>
+        <w:t>ВОДО-ВОДЯНЫМ РЕАКТОРОМ”</w:t>
       </w:r>
     </w:p>
     <w:p>
@@ -165,7 +172,14 @@
             <w:rStyle w:val="a6"/>
             <w:noProof/>
           </w:rPr>
-          <w:t>2. Исходные данные проекта</w:t>
+          <w:t>2. Исходные данные про</w:t>
+        </w:r>
+        <w:r>
+          <w:rPr>
+            <w:rStyle w:val="a6"/>
+            <w:noProof/>
+          </w:rPr>
+          <w:t>екта</w:t>
         </w:r>
         <w:r>
           <w:tab/>
@@ -374,7 +388,13 @@
         <w:rPr>
           <w:sz w:val="22"/>
         </w:rPr>
-        <w:t xml:space="preserve">• Рассчитать основные тепловые характеристики АЗ; </w:t>
+        <w:t>• Рассчитать основные тепловые характ</w:t>
+      </w:r>
+      <w:r>
+        <w:rPr>
+          <w:sz w:val="22"/>
+        </w:rPr>
+        <w:t xml:space="preserve">еристики АЗ; </w:t>
       </w:r>
     </w:p>
     <w:p>
@@ -482,7 +502,14 @@
           <w:sz w:val="22"/>
           <w:szCs w:val="18"/>
         </w:rPr>
-        <w:t xml:space="preserve">В процессе подбора характеристик установки упор был сделан на известные параметры ОК-650, остальные характеристики были выбраны близкими к проекту КЛТ-40С. Данные представлены в таблицах 2.1 и 2.2: </w:t>
+        <w:t>В процессе подбора характеристик установки упор был сделан на известные параметры ОК-650, остальные характеристики были выбраны близкими к проекту КЛТ-40С. Данные предс</w:t>
+      </w:r>
+      <w:r>
+        <w:rPr>
+          <w:sz w:val="22"/>
+          <w:szCs w:val="18"/>
+        </w:rPr>
+        <w:t xml:space="preserve">тавлены в таблицах 2.1 и 2.2: </w:t>
       </w:r>
     </w:p>
     <w:p>
@@ -743,7 +770,15 @@
                 <w:sz w:val="20"/>
                 <w:szCs w:val="20"/>
               </w:rPr>
-              <w:t>Температура теплоносителя первого контура:</w:t>
+              <w:t xml:space="preserve">Температура </w:t>
+            </w:r>
+            <w:r>
+              <w:rPr>
+                <w:rFonts w:ascii="Times New Roman" w:eastAsia="Times New Roman" w:hAnsi="Times New Roman" w:cs="Times New Roman"/>
+                <w:sz w:val="20"/>
+                <w:szCs w:val="20"/>
+              </w:rPr>
+              <w:t>теплоносителя первого контура:</w:t>
             </w:r>
           </w:p>
           <w:p>
@@ -1044,7 +1079,15 @@
                 <w:sz w:val="20"/>
                 <w:szCs w:val="20"/>
               </w:rPr>
-              <w:t>- давление, МПа</w:t>
+              <w:t xml:space="preserve">- </w:t>
+            </w:r>
+            <w:r>
+              <w:rPr>
+                <w:rFonts w:ascii="Times New Roman" w:eastAsia="Times New Roman" w:hAnsi="Times New Roman" w:cs="Times New Roman"/>
+                <w:sz w:val="20"/>
+                <w:szCs w:val="20"/>
+              </w:rPr>
+              <w:t>давление, МПа</w:t>
             </w:r>
           </w:p>
         </w:tc>
@@ -1363,7 +1406,14 @@
           <w:sz w:val="22"/>
           <w:szCs w:val="18"/>
         </w:rPr>
-        <w:t>Для ППУ для АПЛ с водо-водяным ядерный реактром был использован цикл насыщенного пара с промежуточной сепарацией и перегревом (рис. 3.2)</w:t>
+        <w:t xml:space="preserve">Для ППУ для АПЛ с водо-водяным ядерный реактром был </w:t>
+      </w:r>
+      <w:r>
+        <w:rPr>
+          <w:sz w:val="22"/>
+          <w:szCs w:val="18"/>
+        </w:rPr>
+        <w:t>использован цикл насыщенного пара с промежуточной сепарацией и перегревом (рис. 3.2)</w:t>
       </w:r>
     </w:p>
     <w:p>
@@ -1593,7 +1643,14 @@
           <w:sz w:val="20"/>
           <w:szCs w:val="20"/>
         </w:rPr>
-        <w:t xml:space="preserve">Таблица 3.2 Параметры пара в различных точках T – S диаграммы </w:t>
+        <w:t>Таблица 3.2 Параметры</w:t>
+      </w:r>
+      <w:r>
+        <w:rPr>
+          <w:sz w:val="20"/>
+          <w:szCs w:val="20"/>
+        </w:rPr>
+        <w:t xml:space="preserve"> пара в различных точках T – S диаграммы </w:t>
       </w:r>
     </w:p>
     <w:tbl>
@@ -3735,7 +3792,15 @@
                 <w:sz w:val="24"/>
                 <w:szCs w:val="24"/>
               </w:rPr>
-              <m:t>t0</m:t>
+              <m:t>t</m:t>
+            </m:r>
+            <m:r>
+              <w:rPr>
+                <w:rFonts w:ascii="Cambria Math" w:hAnsi="Cambria Math"/>
+                <w:sz w:val="24"/>
+                <w:szCs w:val="24"/>
+              </w:rPr>
+              <m:t>0</m:t>
             </m:r>
           </m:sub>
         </m:sSub>
@@ -3787,7 +3852,15 @@
                     <w:sz w:val="24"/>
                     <w:szCs w:val="24"/>
                   </w:rPr>
-                  <m:t>t∞</m:t>
+                  <m:t>t</m:t>
+                </m:r>
+                <m:r>
+                  <w:rPr>
+                    <w:rFonts w:ascii="Cambria Math" w:hAnsi="Cambria Math"/>
+                    <w:sz w:val="24"/>
+                    <w:szCs w:val="24"/>
+                  </w:rPr>
+                  <m:t>∞</m:t>
                 </m:r>
               </m:sub>
             </m:sSub>
@@ -3827,7 +3900,15 @@
                     <w:sz w:val="24"/>
                     <w:szCs w:val="24"/>
                   </w:rPr>
-                  <m:t>t0</m:t>
+                  <m:t>t</m:t>
+                </m:r>
+                <m:r>
+                  <w:rPr>
+                    <w:rFonts w:ascii="Cambria Math" w:hAnsi="Cambria Math"/>
+                    <w:sz w:val="24"/>
+                    <w:szCs w:val="24"/>
+                  </w:rPr>
+                  <m:t>0</m:t>
                 </m:r>
               </m:sub>
             </m:sSub>
@@ -9033,7 +9114,14 @@
                 <w:sz w:val="22"/>
                 <w:szCs w:val="18"/>
               </w:rPr>
-              <w:t>1200</w:t>
+              <w:t>12</w:t>
+            </w:r>
+            <w:r>
+              <w:rPr>
+                <w:sz w:val="22"/>
+                <w:szCs w:val="18"/>
+              </w:rPr>
+              <w:t>48</w:t>
             </w:r>
           </w:p>
         </w:tc>
@@ -9215,6 +9303,7 @@
         <w:rPr>
           <w:sz w:val="22"/>
           <w:szCs w:val="18"/>
+          <w:lang w:val="en-US"/>
         </w:rPr>
       </w:pPr>
       <w:r>
@@ -10212,23 +10301,7 @@
             <w:sz w:val="22"/>
             <w:szCs w:val="18"/>
           </w:rPr>
-          <m:t xml:space="preserve">= </m:t>
-        </m:r>
-        <m:r>
-          <w:rPr>
-            <w:rFonts w:ascii="Cambria Math" w:hAnsi="Cambria Math"/>
-            <w:sz w:val="22"/>
-            <w:szCs w:val="18"/>
-          </w:rPr>
-          <m:t>-</m:t>
-        </m:r>
-        <m:r>
-          <w:rPr>
-            <w:rFonts w:ascii="Cambria Math" w:hAnsi="Cambria Math"/>
-            <w:sz w:val="22"/>
-            <w:szCs w:val="18"/>
-          </w:rPr>
-          <m:t xml:space="preserve"> </m:t>
+          <m:t xml:space="preserve">= - </m:t>
         </m:r>
       </m:oMath>
       <w:r>
@@ -10678,8 +10751,38 @@
                 <w:sz w:val="22"/>
                 <w:szCs w:val="18"/>
               </w:rPr>
-              <w:t>, Дж/кг</w:t>
-            </w:r>
+              <w:t xml:space="preserve">, </w:t>
+            </w:r>
+            <w:r>
+              <w:rPr>
+                <w:sz w:val="22"/>
+                <w:szCs w:val="18"/>
+              </w:rPr>
+              <w:t>к</w:t>
+            </w:r>
+            <w:r>
+              <w:rPr>
+                <w:sz w:val="22"/>
+                <w:szCs w:val="18"/>
+              </w:rPr>
+              <w:t>Дж/</w:t>
+            </w:r>
+            <w:proofErr w:type="spellStart"/>
+            <w:r>
+              <w:rPr>
+                <w:sz w:val="22"/>
+                <w:szCs w:val="18"/>
+              </w:rPr>
+              <w:t>кг</w:t>
+            </w:r>
+            <w:r>
+              <w:rPr>
+                <w:sz w:val="22"/>
+                <w:szCs w:val="18"/>
+              </w:rPr>
+              <w:t>К</w:t>
+            </w:r>
+            <w:proofErr w:type="spellEnd"/>
           </w:p>
         </w:tc>
         <w:tc>
@@ -10694,6 +10797,12 @@
                 <w:sz w:val="22"/>
               </w:rPr>
             </w:pPr>
+            <w:r>
+              <w:rPr>
+                <w:sz w:val="22"/>
+              </w:rPr>
+              <w:t>5,716</w:t>
+            </w:r>
           </w:p>
         </w:tc>
       </w:tr>
@@ -10770,7 +10879,13 @@
               <w:rPr>
                 <w:sz w:val="22"/>
               </w:rPr>
-              <w:t>294,7</w:t>
+              <w:t>2</w:t>
+            </w:r>
+            <w:r>
+              <w:rPr>
+                <w:sz w:val="22"/>
+              </w:rPr>
+              <w:t>86</w:t>
             </w:r>
           </w:p>
         </w:tc>
@@ -10852,7 +10967,7 @@
               <w:rPr>
                 <w:sz w:val="22"/>
               </w:rPr>
-              <w:t>21,3</w:t>
+              <w:t>30</w:t>
             </w:r>
           </w:p>
         </w:tc>
@@ -11523,15 +11638,7 @@
             <w:sz w:val="22"/>
             <w:szCs w:val="18"/>
           </w:rPr>
-          <m:t>=0,98</m:t>
-        </m:r>
-        <m:r>
-          <w:rPr>
-            <w:rFonts w:ascii="Cambria Math" w:hAnsi="Cambria Math"/>
-            <w:sz w:val="22"/>
-            <w:szCs w:val="18"/>
-          </w:rPr>
-          <m:t xml:space="preserve">- </m:t>
+          <m:t xml:space="preserve">=0,98- </m:t>
         </m:r>
       </m:oMath>
       <w:r>
@@ -12058,6 +12165,7 @@
               <w:rPr>
                 <w:sz w:val="22"/>
                 <w:szCs w:val="18"/>
+                <w:lang w:val="en-US"/>
               </w:rPr>
             </w:pPr>
             <w:r>
@@ -12066,7 +12174,16 @@
                 <w:szCs w:val="18"/>
                 <w:highlight w:val="darkCyan"/>
               </w:rPr>
-              <w:t>138,2</w:t>
+              <w:t>1</w:t>
+            </w:r>
+            <w:r>
+              <w:rPr>
+                <w:sz w:val="22"/>
+                <w:szCs w:val="18"/>
+                <w:highlight w:val="darkCyan"/>
+                <w:lang w:val="en-US"/>
+              </w:rPr>
+              <w:t>90</w:t>
             </w:r>
           </w:p>
         </w:tc>
@@ -12083,9 +12200,49 @@
               <w:jc w:val="left"/>
               <w:rPr>
                 <w:sz w:val="22"/>
-                <w:szCs w:val="18"/>
-              </w:rPr>
-            </w:pPr>
+              </w:rPr>
+            </w:pPr>
+            <w:r>
+              <w:rPr>
+                <w:sz w:val="22"/>
+              </w:rPr>
+              <w:t xml:space="preserve">Удельная </w:t>
+            </w:r>
+            <w:proofErr w:type="spellStart"/>
+            <w:r>
+              <w:rPr>
+                <w:sz w:val="22"/>
+              </w:rPr>
+              <w:t>энергонапряженность</w:t>
+            </w:r>
+            <w:proofErr w:type="spellEnd"/>
+            <w:r>
+              <w:rPr>
+                <w:sz w:val="22"/>
+              </w:rPr>
+              <w:t xml:space="preserve"> активной зоны q</w:t>
+            </w:r>
+            <w:r>
+              <w:rPr>
+                <w:sz w:val="22"/>
+                <w:vertAlign w:val="subscript"/>
+                <w:lang w:val="en-US"/>
+              </w:rPr>
+              <w:t>v</w:t>
+            </w:r>
+            <w:r>
+              <w:rPr>
+                <w:sz w:val="22"/>
+              </w:rPr>
+              <w:t>, МВт/м</w:t>
+            </w:r>
+            <w:r>
+              <w:rPr>
+                <w:sz w:val="22"/>
+                <w:vertAlign w:val="superscript"/>
+              </w:rPr>
+              <w:t>3</w:t>
+            </w:r>
           </w:p>
         </w:tc>
         <w:tc>
@@ -12099,8 +12256,17 @@
               <w:rPr>
                 <w:sz w:val="22"/>
                 <w:szCs w:val="18"/>
-              </w:rPr>
-            </w:pPr>
+                <w:lang w:val="en-US"/>
+              </w:rPr>
+            </w:pPr>
+            <w:r>
+              <w:rPr>
+                <w:sz w:val="22"/>
+                <w:szCs w:val="18"/>
+                <w:lang w:val="en-US"/>
+              </w:rPr>
+              <w:t>145</w:t>
+            </w:r>
           </w:p>
         </w:tc>
       </w:tr>
@@ -12113,12 +12279,42 @@
           <w:p>
             <w:pPr>
               <w:pStyle w:val="Head"/>
-              <w:jc w:val="left"/>
-              <w:rPr>
-                <w:sz w:val="22"/>
-                <w:szCs w:val="18"/>
-              </w:rPr>
-            </w:pPr>
+              <w:jc w:val="both"/>
+              <w:rPr>
+                <w:sz w:val="22"/>
+                <w:szCs w:val="18"/>
+              </w:rPr>
+            </w:pPr>
+            <w:r>
+              <w:rPr>
+                <w:sz w:val="22"/>
+                <w:szCs w:val="18"/>
+              </w:rPr>
+              <w:t xml:space="preserve">Средняя тепловая мощность ТВС </w:t>
+            </w:r>
+            <w:r>
+              <w:rPr>
+                <w:sz w:val="22"/>
+                <w:szCs w:val="18"/>
+                <w:lang w:val="en-US"/>
+              </w:rPr>
+              <w:t>Q</w:t>
+            </w:r>
+            <w:r>
+              <w:rPr>
+                <w:sz w:val="22"/>
+                <w:szCs w:val="18"/>
+                <w:vertAlign w:val="subscript"/>
+              </w:rPr>
+              <w:t>ТВС</w:t>
+            </w:r>
+            <w:r>
+              <w:rPr>
+                <w:sz w:val="22"/>
+                <w:szCs w:val="18"/>
+              </w:rPr>
+              <w:t>, МВт</w:t>
+            </w:r>
           </w:p>
         </w:tc>
         <w:tc>
@@ -12132,8 +12328,17 @@
               <w:rPr>
                 <w:sz w:val="22"/>
                 <w:szCs w:val="18"/>
-              </w:rPr>
-            </w:pPr>
+                <w:lang w:val="en-US"/>
+              </w:rPr>
+            </w:pPr>
+            <w:r>
+              <w:rPr>
+                <w:sz w:val="22"/>
+                <w:szCs w:val="18"/>
+                <w:lang w:val="en-US"/>
+              </w:rPr>
+              <w:t>1,4</w:t>
+            </w:r>
           </w:p>
         </w:tc>
       </w:tr>
@@ -12149,9 +12354,56 @@
               <w:jc w:val="left"/>
               <w:rPr>
                 <w:sz w:val="22"/>
-                <w:szCs w:val="18"/>
-              </w:rPr>
-            </w:pPr>
+              </w:rPr>
+            </w:pPr>
+            <w:r>
+              <w:rPr>
+                <w:sz w:val="22"/>
+              </w:rPr>
+              <w:t>С</w:t>
+            </w:r>
+            <w:r>
+              <w:rPr>
+                <w:sz w:val="22"/>
+              </w:rPr>
+              <w:t>редний линейный тепловой поток от твэлов</w:t>
+            </w:r>
+            <w:r>
+              <w:rPr>
+                <w:sz w:val="22"/>
+              </w:rPr>
+              <w:t xml:space="preserve"> </w:t>
+            </w:r>
+            <w:proofErr w:type="spellStart"/>
+            <w:r>
+              <w:rPr>
+                <w:sz w:val="22"/>
+                <w:lang w:val="en-US"/>
+              </w:rPr>
+              <w:t>q</w:t>
+            </w:r>
+            <w:r>
+              <w:rPr>
+                <w:sz w:val="22"/>
+                <w:vertAlign w:val="subscript"/>
+                <w:lang w:val="en-US"/>
+              </w:rPr>
+              <w:t>l</w:t>
+            </w:r>
+            <w:proofErr w:type="spellEnd"/>
+            <w:r>
+              <w:rPr>
+                <w:sz w:val="22"/>
+                <w:vertAlign w:val="subscript"/>
+              </w:rPr>
+              <w:t>ср</w:t>
+            </w:r>
+            <w:r>
+              <w:rPr>
+                <w:sz w:val="22"/>
+              </w:rPr>
+              <w:t>, Вт/см</w:t>
+            </w:r>
           </w:p>
         </w:tc>
         <w:tc>
@@ -12165,8 +12417,25 @@
               <w:rPr>
                 <w:sz w:val="22"/>
                 <w:szCs w:val="18"/>
-              </w:rPr>
-            </w:pPr>
+                <w:lang w:val="en-US"/>
+              </w:rPr>
+            </w:pPr>
+            <w:r>
+              <w:rPr>
+                <w:sz w:val="22"/>
+                <w:szCs w:val="18"/>
+                <w:lang w:val="en-US"/>
+              </w:rPr>
+              <w:t>15</w:t>
+            </w:r>
+            <w:r>
+              <w:rPr>
+                <w:sz w:val="22"/>
+                <w:szCs w:val="18"/>
+                <w:lang w:val="en-US"/>
+              </w:rPr>
+              <w:t>6</w:t>
+            </w:r>
           </w:p>
         </w:tc>
       </w:tr>
@@ -12182,9 +12451,63 @@
               <w:jc w:val="left"/>
               <w:rPr>
                 <w:sz w:val="22"/>
-                <w:szCs w:val="18"/>
-              </w:rPr>
-            </w:pPr>
+                <w:vertAlign w:val="superscript"/>
+              </w:rPr>
+            </w:pPr>
+            <w:r>
+              <w:rPr>
+                <w:sz w:val="22"/>
+              </w:rPr>
+              <w:t>С</w:t>
+            </w:r>
+            <w:r>
+              <w:rPr>
+                <w:sz w:val="22"/>
+              </w:rPr>
+              <w:t xml:space="preserve">редняя плотность теплового потока </w:t>
+            </w:r>
+            <w:r>
+              <w:rPr>
+                <w:sz w:val="22"/>
+                <w:lang w:val="en-US"/>
+              </w:rPr>
+              <w:t>q</w:t>
+            </w:r>
+            <w:proofErr w:type="gramStart"/>
+            <w:r>
+              <w:rPr>
+                <w:sz w:val="22"/>
+                <w:vertAlign w:val="subscript"/>
+              </w:rPr>
+              <w:t>ср</w:t>
+            </w:r>
+            <w:r>
+              <w:rPr>
+                <w:sz w:val="22"/>
+                <w:vertAlign w:val="subscript"/>
+              </w:rPr>
+              <w:t xml:space="preserve">,  </w:t>
+            </w:r>
+            <w:r>
+              <w:rPr>
+                <w:sz w:val="22"/>
+              </w:rPr>
+              <w:t>МВт</w:t>
+            </w:r>
+            <w:proofErr w:type="gramEnd"/>
+            <w:r>
+              <w:rPr>
+                <w:sz w:val="22"/>
+              </w:rPr>
+              <w:t>/м</w:t>
+            </w:r>
+            <w:r>
+              <w:rPr>
+                <w:sz w:val="22"/>
+                <w:vertAlign w:val="superscript"/>
+              </w:rPr>
+              <w:t>2</w:t>
+            </w:r>
           </w:p>
         </w:tc>
         <w:tc>
@@ -12198,8 +12521,17 @@
               <w:rPr>
                 <w:sz w:val="22"/>
                 <w:szCs w:val="18"/>
-              </w:rPr>
-            </w:pPr>
+                <w:lang w:val="en-US"/>
+              </w:rPr>
+            </w:pPr>
+            <w:r>
+              <w:rPr>
+                <w:sz w:val="22"/>
+                <w:szCs w:val="18"/>
+                <w:lang w:val="en-US"/>
+              </w:rPr>
+              <w:t>0,719</w:t>
+            </w:r>
           </w:p>
         </w:tc>
       </w:tr>
@@ -12210,6 +12542,7 @@
         <w:rPr>
           <w:sz w:val="22"/>
           <w:szCs w:val="18"/>
+          <w:lang w:val="en-US"/>
         </w:rPr>
       </w:pPr>
     </w:p>
@@ -12223,19 +12556,906 @@
       <w:pPr>
         <w:pStyle w:val="Head"/>
         <w:jc w:val="left"/>
-      </w:pPr>
+        <w:rPr>
+          <w:sz w:val="24"/>
+          <w:szCs w:val="20"/>
+          <w:u w:val="single"/>
+        </w:rPr>
+      </w:pPr>
+      <w:r>
+        <w:rPr>
+          <w:sz w:val="24"/>
+          <w:szCs w:val="20"/>
+          <w:u w:val="single"/>
+        </w:rPr>
+        <w:t xml:space="preserve">7. Расчет распределение температур по высоте ТВС с максимальным энерговыделением </w:t>
+      </w:r>
+    </w:p>
+    <w:p>
+      <w:pPr>
+        <w:pStyle w:val="Head"/>
+        <w:ind w:firstLine="708"/>
+        <w:jc w:val="left"/>
+        <w:rPr>
+          <w:sz w:val="22"/>
+          <w:szCs w:val="18"/>
+        </w:rPr>
+      </w:pPr>
+      <w:r>
+        <w:rPr>
+          <w:sz w:val="22"/>
+          <w:szCs w:val="18"/>
+        </w:rPr>
+        <w:t>Изменение плотности теплового потока на поверхности максимально нагруженного (цен трального) твэла по координате z</w:t>
+      </w:r>
+      <w:r>
+        <w:rPr>
+          <w:sz w:val="22"/>
+          <w:szCs w:val="18"/>
+        </w:rPr>
+        <w:t xml:space="preserve"> определяется как:</w:t>
+      </w:r>
+    </w:p>
+    <w:p>
+      <w:pPr>
+        <w:pStyle w:val="Head"/>
+        <w:ind w:firstLine="708"/>
+        <w:rPr>
+          <w:sz w:val="22"/>
+          <w:szCs w:val="18"/>
+        </w:rPr>
+      </w:pPr>
+      <m:oMath>
+        <m:r>
+          <w:rPr>
+            <w:rFonts w:ascii="Cambria Math" w:hAnsi="Cambria Math"/>
+            <w:sz w:val="22"/>
+            <w:szCs w:val="18"/>
+          </w:rPr>
+          <m:t>q</m:t>
+        </m:r>
+        <m:d>
+          <m:dPr>
+            <m:ctrlPr>
+              <w:rPr>
+                <w:rFonts w:ascii="Cambria Math" w:hAnsi="Cambria Math"/>
+                <w:i/>
+                <w:sz w:val="22"/>
+                <w:szCs w:val="18"/>
+              </w:rPr>
+            </m:ctrlPr>
+          </m:dPr>
+          <m:e>
+            <m:r>
+              <w:rPr>
+                <w:rFonts w:ascii="Cambria Math" w:hAnsi="Cambria Math"/>
+                <w:sz w:val="22"/>
+                <w:szCs w:val="18"/>
+              </w:rPr>
+              <m:t>z</m:t>
+            </m:r>
+          </m:e>
+        </m:d>
+        <m:r>
+          <w:rPr>
+            <w:rFonts w:ascii="Cambria Math" w:hAnsi="Cambria Math"/>
+            <w:sz w:val="22"/>
+            <w:szCs w:val="18"/>
+          </w:rPr>
+          <m:t xml:space="preserve">= </m:t>
+        </m:r>
+        <m:sSub>
+          <m:sSubPr>
+            <m:ctrlPr>
+              <w:rPr>
+                <w:rFonts w:ascii="Cambria Math" w:hAnsi="Cambria Math"/>
+                <w:i/>
+                <w:sz w:val="22"/>
+                <w:szCs w:val="18"/>
+              </w:rPr>
+            </m:ctrlPr>
+          </m:sSubPr>
+          <m:e>
+            <m:r>
+              <w:rPr>
+                <w:rFonts w:ascii="Cambria Math" w:hAnsi="Cambria Math"/>
+                <w:sz w:val="22"/>
+                <w:szCs w:val="18"/>
+              </w:rPr>
+              <m:t>q</m:t>
+            </m:r>
+          </m:e>
+          <m:sub>
+            <m:r>
+              <w:rPr>
+                <w:rFonts w:ascii="Cambria Math" w:hAnsi="Cambria Math"/>
+                <w:sz w:val="22"/>
+                <w:szCs w:val="18"/>
+              </w:rPr>
+              <m:t>max</m:t>
+            </m:r>
+          </m:sub>
+        </m:sSub>
+        <m:d>
+          <m:dPr>
+            <m:begChr m:val="["/>
+            <m:endChr m:val="]"/>
+            <m:ctrlPr>
+              <w:rPr>
+                <w:rFonts w:ascii="Cambria Math" w:hAnsi="Cambria Math"/>
+                <w:i/>
+                <w:sz w:val="22"/>
+                <w:szCs w:val="18"/>
+              </w:rPr>
+            </m:ctrlPr>
+          </m:dPr>
+          <m:e>
+            <m:f>
+              <m:fPr>
+                <m:ctrlPr>
+                  <w:rPr>
+                    <w:rFonts w:ascii="Cambria Math" w:hAnsi="Cambria Math"/>
+                    <w:i/>
+                    <w:sz w:val="22"/>
+                    <w:szCs w:val="18"/>
+                  </w:rPr>
+                </m:ctrlPr>
+              </m:fPr>
+              <m:num>
+                <m:r>
+                  <w:rPr>
+                    <w:rFonts w:ascii="Cambria Math" w:hAnsi="Cambria Math"/>
+                    <w:sz w:val="22"/>
+                    <w:szCs w:val="18"/>
+                  </w:rPr>
+                  <m:t>π</m:t>
+                </m:r>
+              </m:num>
+              <m:den>
+                <m:r>
+                  <w:rPr>
+                    <w:rFonts w:ascii="Cambria Math" w:hAnsi="Cambria Math"/>
+                    <w:sz w:val="22"/>
+                    <w:szCs w:val="18"/>
+                  </w:rPr>
+                  <m:t>2</m:t>
+                </m:r>
+              </m:den>
+            </m:f>
+            <m:r>
+              <w:rPr>
+                <w:rFonts w:ascii="Cambria Math" w:hAnsi="Cambria Math"/>
+                <w:sz w:val="22"/>
+                <w:szCs w:val="18"/>
+              </w:rPr>
+              <m:t xml:space="preserve"> </m:t>
+            </m:r>
+            <m:d>
+              <m:dPr>
+                <m:ctrlPr>
+                  <w:rPr>
+                    <w:rFonts w:ascii="Cambria Math" w:hAnsi="Cambria Math"/>
+                    <w:i/>
+                    <w:sz w:val="22"/>
+                    <w:szCs w:val="18"/>
+                  </w:rPr>
+                </m:ctrlPr>
+              </m:dPr>
+              <m:e>
+                <m:f>
+                  <m:fPr>
+                    <m:ctrlPr>
+                      <w:rPr>
+                        <w:rFonts w:ascii="Cambria Math" w:hAnsi="Cambria Math"/>
+                        <w:i/>
+                        <w:sz w:val="22"/>
+                        <w:szCs w:val="18"/>
+                      </w:rPr>
+                    </m:ctrlPr>
+                  </m:fPr>
+                  <m:num>
+                    <m:sSub>
+                      <m:sSubPr>
+                        <m:ctrlPr>
+                          <w:rPr>
+                            <w:rFonts w:ascii="Cambria Math" w:hAnsi="Cambria Math"/>
+                            <w:i/>
+                            <w:sz w:val="22"/>
+                            <w:szCs w:val="18"/>
+                          </w:rPr>
+                        </m:ctrlPr>
+                      </m:sSubPr>
+                      <m:e>
+                        <m:r>
+                          <w:rPr>
+                            <w:rFonts w:ascii="Cambria Math" w:hAnsi="Cambria Math"/>
+                            <w:sz w:val="22"/>
+                            <w:szCs w:val="18"/>
+                          </w:rPr>
+                          <m:t>H</m:t>
+                        </m:r>
+                      </m:e>
+                      <m:sub>
+                        <m:r>
+                          <w:rPr>
+                            <w:rFonts w:ascii="Cambria Math" w:hAnsi="Cambria Math"/>
+                            <w:sz w:val="22"/>
+                            <w:szCs w:val="18"/>
+                          </w:rPr>
+                          <m:t>а.з.</m:t>
+                        </m:r>
+                      </m:sub>
+                    </m:sSub>
+                    <m:r>
+                      <w:rPr>
+                        <w:rFonts w:ascii="Cambria Math" w:hAnsi="Cambria Math"/>
+                        <w:sz w:val="22"/>
+                        <w:szCs w:val="18"/>
+                      </w:rPr>
+                      <m:t>- 2z</m:t>
+                    </m:r>
+                  </m:num>
+                  <m:den>
+                    <m:sSub>
+                      <m:sSubPr>
+                        <m:ctrlPr>
+                          <w:rPr>
+                            <w:rFonts w:ascii="Cambria Math" w:hAnsi="Cambria Math"/>
+                            <w:i/>
+                            <w:sz w:val="22"/>
+                            <w:szCs w:val="18"/>
+                          </w:rPr>
+                        </m:ctrlPr>
+                      </m:sSubPr>
+                      <m:e>
+                        <m:r>
+                          <w:rPr>
+                            <w:rFonts w:ascii="Cambria Math" w:hAnsi="Cambria Math"/>
+                            <w:sz w:val="22"/>
+                            <w:szCs w:val="18"/>
+                          </w:rPr>
+                          <m:t>H</m:t>
+                        </m:r>
+                      </m:e>
+                      <m:sub>
+                        <m:r>
+                          <w:rPr>
+                            <w:rFonts w:ascii="Cambria Math" w:hAnsi="Cambria Math"/>
+                            <w:sz w:val="22"/>
+                            <w:szCs w:val="18"/>
+                          </w:rPr>
+                          <m:t>а.з.</m:t>
+                        </m:r>
+                      </m:sub>
+                    </m:sSub>
+                    <m:r>
+                      <w:rPr>
+                        <w:rFonts w:ascii="Cambria Math" w:hAnsi="Cambria Math"/>
+                        <w:sz w:val="22"/>
+                        <w:szCs w:val="18"/>
+                      </w:rPr>
+                      <m:t xml:space="preserve">+2 </m:t>
+                    </m:r>
+                    <m:sSub>
+                      <m:sSubPr>
+                        <m:ctrlPr>
+                          <w:rPr>
+                            <w:rFonts w:ascii="Cambria Math" w:hAnsi="Cambria Math"/>
+                            <w:i/>
+                            <w:sz w:val="22"/>
+                            <w:szCs w:val="18"/>
+                          </w:rPr>
+                        </m:ctrlPr>
+                      </m:sSubPr>
+                      <m:e>
+                        <m:r>
+                          <w:rPr>
+                            <w:rFonts w:ascii="Cambria Math" w:hAnsi="Cambria Math"/>
+                            <w:sz w:val="22"/>
+                            <w:szCs w:val="18"/>
+                          </w:rPr>
+                          <m:t>∆</m:t>
+                        </m:r>
+                      </m:e>
+                      <m:sub>
+                        <m:r>
+                          <w:rPr>
+                            <w:rFonts w:ascii="Cambria Math" w:hAnsi="Cambria Math"/>
+                            <w:sz w:val="22"/>
+                            <w:szCs w:val="18"/>
+                          </w:rPr>
+                          <m:t>z</m:t>
+                        </m:r>
+                      </m:sub>
+                    </m:sSub>
+                  </m:den>
+                </m:f>
+              </m:e>
+            </m:d>
+          </m:e>
+        </m:d>
+      </m:oMath>
+      <w:r>
+        <w:rPr>
+          <w:sz w:val="22"/>
+          <w:szCs w:val="18"/>
+        </w:rPr>
+        <w:t>,</w:t>
+      </w:r>
+    </w:p>
+    <w:p>
+      <w:pPr>
+        <w:pStyle w:val="Head"/>
+        <w:ind w:firstLine="708"/>
+        <w:jc w:val="left"/>
+        <w:rPr>
+          <w:sz w:val="22"/>
+          <w:szCs w:val="18"/>
+        </w:rPr>
+      </w:pPr>
+      <w:r>
+        <w:rPr>
+          <w:sz w:val="22"/>
+          <w:szCs w:val="18"/>
+        </w:rPr>
+        <w:t xml:space="preserve">где </w:t>
+      </w:r>
+      <m:oMath>
+        <m:sSub>
+          <m:sSubPr>
+            <m:ctrlPr>
+              <w:rPr>
+                <w:rFonts w:ascii="Cambria Math" w:hAnsi="Cambria Math"/>
+                <w:i/>
+                <w:sz w:val="22"/>
+                <w:szCs w:val="18"/>
+              </w:rPr>
+            </m:ctrlPr>
+          </m:sSubPr>
+          <m:e>
+            <m:r>
+              <w:rPr>
+                <w:rFonts w:ascii="Cambria Math" w:hAnsi="Cambria Math"/>
+                <w:sz w:val="22"/>
+                <w:szCs w:val="18"/>
+              </w:rPr>
+              <m:t>q</m:t>
+            </m:r>
+          </m:e>
+          <m:sub>
+            <m:r>
+              <w:rPr>
+                <w:rFonts w:ascii="Cambria Math" w:hAnsi="Cambria Math"/>
+                <w:sz w:val="22"/>
+                <w:szCs w:val="18"/>
+              </w:rPr>
+              <m:t>max</m:t>
+            </m:r>
+          </m:sub>
+        </m:sSub>
+        <m:r>
+          <w:rPr>
+            <w:rFonts w:ascii="Cambria Math" w:hAnsi="Cambria Math"/>
+            <w:sz w:val="22"/>
+            <w:szCs w:val="18"/>
+          </w:rPr>
+          <m:t xml:space="preserve">= </m:t>
+        </m:r>
+        <m:sSub>
+          <m:sSubPr>
+            <m:ctrlPr>
+              <w:rPr>
+                <w:rFonts w:ascii="Cambria Math" w:hAnsi="Cambria Math"/>
+                <w:i/>
+                <w:sz w:val="22"/>
+                <w:szCs w:val="18"/>
+              </w:rPr>
+            </m:ctrlPr>
+          </m:sSubPr>
+          <m:e>
+            <m:r>
+              <w:rPr>
+                <w:rFonts w:ascii="Cambria Math" w:hAnsi="Cambria Math"/>
+                <w:sz w:val="22"/>
+                <w:szCs w:val="18"/>
+                <w:lang w:val="en-US"/>
+              </w:rPr>
+              <m:t>k</m:t>
+            </m:r>
+          </m:e>
+          <m:sub>
+            <m:r>
+              <w:rPr>
+                <w:rFonts w:ascii="Cambria Math" w:hAnsi="Cambria Math"/>
+                <w:sz w:val="22"/>
+                <w:szCs w:val="18"/>
+              </w:rPr>
+              <m:t>v</m:t>
+            </m:r>
+          </m:sub>
+        </m:sSub>
+        <m:r>
+          <w:rPr>
+            <w:rFonts w:ascii="Cambria Math" w:hAnsi="Cambria Math"/>
+            <w:sz w:val="22"/>
+            <w:szCs w:val="18"/>
+          </w:rPr>
+          <m:t xml:space="preserve"> </m:t>
+        </m:r>
+        <m:sSub>
+          <m:sSubPr>
+            <m:ctrlPr>
+              <w:rPr>
+                <w:rFonts w:ascii="Cambria Math" w:hAnsi="Cambria Math"/>
+                <w:i/>
+                <w:sz w:val="22"/>
+                <w:szCs w:val="18"/>
+              </w:rPr>
+            </m:ctrlPr>
+          </m:sSubPr>
+          <m:e>
+            <m:r>
+              <w:rPr>
+                <w:rFonts w:ascii="Cambria Math" w:hAnsi="Cambria Math"/>
+                <w:sz w:val="22"/>
+                <w:szCs w:val="18"/>
+              </w:rPr>
+              <m:t>q</m:t>
+            </m:r>
+          </m:e>
+          <m:sub>
+            <m:r>
+              <w:rPr>
+                <w:rFonts w:ascii="Cambria Math" w:hAnsi="Cambria Math"/>
+                <w:sz w:val="22"/>
+                <w:szCs w:val="18"/>
+              </w:rPr>
+              <m:t>ср</m:t>
+            </m:r>
+          </m:sub>
+        </m:sSub>
+      </m:oMath>
+      <w:r>
+        <w:rPr>
+          <w:sz w:val="22"/>
+          <w:szCs w:val="18"/>
+        </w:rPr>
+        <w:t xml:space="preserve">, </w:t>
+      </w:r>
+      <m:oMath>
+        <m:sSub>
+          <m:sSubPr>
+            <m:ctrlPr>
+              <w:rPr>
+                <w:rFonts w:ascii="Cambria Math" w:hAnsi="Cambria Math"/>
+                <w:i/>
+                <w:sz w:val="22"/>
+                <w:szCs w:val="18"/>
+              </w:rPr>
+            </m:ctrlPr>
+          </m:sSubPr>
+          <m:e>
+            <m:r>
+              <w:rPr>
+                <w:rFonts w:ascii="Cambria Math" w:hAnsi="Cambria Math"/>
+                <w:sz w:val="22"/>
+                <w:szCs w:val="18"/>
+                <w:lang w:val="en-US"/>
+              </w:rPr>
+              <m:t>k</m:t>
+            </m:r>
+          </m:e>
+          <m:sub>
+            <m:r>
+              <w:rPr>
+                <w:rFonts w:ascii="Cambria Math" w:hAnsi="Cambria Math"/>
+                <w:sz w:val="22"/>
+                <w:szCs w:val="18"/>
+              </w:rPr>
+              <m:t>v</m:t>
+            </m:r>
+          </m:sub>
+        </m:sSub>
+        <m:r>
+          <w:rPr>
+            <w:rFonts w:ascii="Cambria Math" w:hAnsi="Cambria Math"/>
+            <w:sz w:val="22"/>
+            <w:szCs w:val="18"/>
+          </w:rPr>
+          <m:t xml:space="preserve">= </m:t>
+        </m:r>
+        <m:sSub>
+          <m:sSubPr>
+            <m:ctrlPr>
+              <w:rPr>
+                <w:rFonts w:ascii="Cambria Math" w:hAnsi="Cambria Math"/>
+                <w:i/>
+                <w:sz w:val="22"/>
+                <w:szCs w:val="18"/>
+              </w:rPr>
+            </m:ctrlPr>
+          </m:sSubPr>
+          <m:e>
+            <m:r>
+              <w:rPr>
+                <w:rFonts w:ascii="Cambria Math" w:hAnsi="Cambria Math"/>
+                <w:sz w:val="22"/>
+                <w:szCs w:val="18"/>
+                <w:lang w:val="en-US"/>
+              </w:rPr>
+              <m:t>k</m:t>
+            </m:r>
+          </m:e>
+          <m:sub>
+            <m:r>
+              <w:rPr>
+                <w:rFonts w:ascii="Cambria Math" w:hAnsi="Cambria Math"/>
+                <w:sz w:val="22"/>
+                <w:szCs w:val="18"/>
+              </w:rPr>
+              <m:t>z</m:t>
+            </m:r>
+          </m:sub>
+        </m:sSub>
+        <m:r>
+          <w:rPr>
+            <w:rFonts w:ascii="Cambria Math" w:hAnsi="Cambria Math"/>
+            <w:sz w:val="22"/>
+            <w:szCs w:val="18"/>
+          </w:rPr>
+          <m:t xml:space="preserve"> </m:t>
+        </m:r>
+        <m:sSub>
+          <m:sSubPr>
+            <m:ctrlPr>
+              <w:rPr>
+                <w:rFonts w:ascii="Cambria Math" w:hAnsi="Cambria Math"/>
+                <w:i/>
+                <w:sz w:val="22"/>
+                <w:szCs w:val="18"/>
+              </w:rPr>
+            </m:ctrlPr>
+          </m:sSubPr>
+          <m:e>
+            <m:r>
+              <w:rPr>
+                <w:rFonts w:ascii="Cambria Math" w:hAnsi="Cambria Math"/>
+                <w:sz w:val="22"/>
+                <w:szCs w:val="18"/>
+                <w:lang w:val="en-US"/>
+              </w:rPr>
+              <m:t>k</m:t>
+            </m:r>
+          </m:e>
+          <m:sub>
+            <m:r>
+              <w:rPr>
+                <w:rFonts w:ascii="Cambria Math" w:hAnsi="Cambria Math"/>
+                <w:sz w:val="22"/>
+                <w:szCs w:val="18"/>
+              </w:rPr>
+              <m:t>r</m:t>
+            </m:r>
+          </m:sub>
+        </m:sSub>
+      </m:oMath>
+      <w:r>
+        <w:rPr>
+          <w:sz w:val="22"/>
+          <w:szCs w:val="18"/>
+        </w:rPr>
+        <w:t>.</w:t>
+      </w:r>
     </w:p>
     <w:p>
       <w:pPr>
         <w:pStyle w:val="Head"/>
         <w:jc w:val="left"/>
       </w:pPr>
+      <w:r>
+        <w:tab/>
+      </w:r>
+      <m:oMath>
+        <m:sSub>
+          <m:sSubPr>
+            <m:ctrlPr>
+              <w:rPr>
+                <w:rFonts w:ascii="Cambria Math" w:hAnsi="Cambria Math"/>
+                <w:i/>
+                <w:sz w:val="20"/>
+                <w:szCs w:val="20"/>
+              </w:rPr>
+            </m:ctrlPr>
+          </m:sSubPr>
+          <m:e>
+            <m:r>
+              <w:rPr>
+                <w:rFonts w:ascii="Cambria Math" w:hAnsi="Cambria Math"/>
+                <w:sz w:val="20"/>
+                <w:szCs w:val="20"/>
+                <w:lang w:val="en-US"/>
+              </w:rPr>
+              <m:t>k</m:t>
+            </m:r>
+          </m:e>
+          <m:sub>
+            <m:r>
+              <w:rPr>
+                <w:rFonts w:ascii="Cambria Math" w:hAnsi="Cambria Math"/>
+                <w:sz w:val="20"/>
+                <w:szCs w:val="20"/>
+              </w:rPr>
+              <m:t>z</m:t>
+            </m:r>
+          </m:sub>
+        </m:sSub>
+        <m:r>
+          <w:rPr>
+            <w:rFonts w:ascii="Cambria Math" w:hAnsi="Cambria Math"/>
+            <w:sz w:val="20"/>
+            <w:szCs w:val="20"/>
+          </w:rPr>
+          <m:t>=1,</m:t>
+        </m:r>
+        <m:r>
+          <w:rPr>
+            <w:rFonts w:ascii="Cambria Math" w:hAnsi="Cambria Math"/>
+            <w:sz w:val="20"/>
+            <w:szCs w:val="20"/>
+          </w:rPr>
+          <m:t>36 и</m:t>
+        </m:r>
+        <m:r>
+          <w:rPr>
+            <w:rFonts w:ascii="Cambria Math" w:hAnsi="Cambria Math"/>
+            <w:sz w:val="20"/>
+            <w:szCs w:val="20"/>
+          </w:rPr>
+          <m:t xml:space="preserve"> </m:t>
+        </m:r>
+        <m:r>
+          <w:rPr>
+            <w:rFonts w:ascii="Cambria Math" w:hAnsi="Cambria Math"/>
+            <w:sz w:val="20"/>
+            <w:szCs w:val="20"/>
+          </w:rPr>
+          <m:t xml:space="preserve"> </m:t>
+        </m:r>
+        <m:sSub>
+          <m:sSubPr>
+            <m:ctrlPr>
+              <w:rPr>
+                <w:rFonts w:ascii="Cambria Math" w:hAnsi="Cambria Math"/>
+                <w:i/>
+                <w:sz w:val="20"/>
+                <w:szCs w:val="20"/>
+              </w:rPr>
+            </m:ctrlPr>
+          </m:sSubPr>
+          <m:e>
+            <m:r>
+              <w:rPr>
+                <w:rFonts w:ascii="Cambria Math" w:hAnsi="Cambria Math"/>
+                <w:sz w:val="20"/>
+                <w:szCs w:val="20"/>
+                <w:lang w:val="en-US"/>
+              </w:rPr>
+              <m:t>k</m:t>
+            </m:r>
+          </m:e>
+          <m:sub>
+            <m:r>
+              <w:rPr>
+                <w:rFonts w:ascii="Cambria Math" w:hAnsi="Cambria Math"/>
+                <w:sz w:val="20"/>
+                <w:szCs w:val="20"/>
+              </w:rPr>
+              <m:t>r</m:t>
+            </m:r>
+          </m:sub>
+        </m:sSub>
+        <m:r>
+          <w:rPr>
+            <w:rFonts w:ascii="Cambria Math" w:hAnsi="Cambria Math"/>
+            <w:sz w:val="20"/>
+            <w:szCs w:val="20"/>
+          </w:rPr>
+          <m:t>=1,42</m:t>
+        </m:r>
+        <m:r>
+          <w:rPr>
+            <w:rFonts w:ascii="Cambria Math" w:hAnsi="Cambria Math"/>
+            <w:sz w:val="20"/>
+            <w:szCs w:val="20"/>
+          </w:rPr>
+          <m:t xml:space="preserve"> </m:t>
+        </m:r>
+      </m:oMath>
+      <w:r>
+        <w:rPr>
+          <w:sz w:val="22"/>
+          <w:szCs w:val="18"/>
+        </w:rPr>
+        <w:t xml:space="preserve">— </w:t>
+      </w:r>
+      <w:r>
+        <w:rPr>
+          <w:sz w:val="22"/>
+          <w:szCs w:val="18"/>
+        </w:rPr>
+        <w:t xml:space="preserve">предварительно заданные на этапе теплового расчета коэффициенты неравномерности, </w:t>
+      </w:r>
+      <m:oMath>
+        <m:sSub>
+          <m:sSubPr>
+            <m:ctrlPr>
+              <w:rPr>
+                <w:rFonts w:ascii="Cambria Math" w:hAnsi="Cambria Math"/>
+                <w:i/>
+                <w:sz w:val="20"/>
+                <w:szCs w:val="20"/>
+              </w:rPr>
+            </m:ctrlPr>
+          </m:sSubPr>
+          <m:e>
+            <m:r>
+              <w:rPr>
+                <w:rFonts w:ascii="Cambria Math" w:hAnsi="Cambria Math"/>
+                <w:sz w:val="20"/>
+                <w:szCs w:val="20"/>
+              </w:rPr>
+              <m:t>∆</m:t>
+            </m:r>
+          </m:e>
+          <m:sub>
+            <m:r>
+              <w:rPr>
+                <w:rFonts w:ascii="Cambria Math" w:hAnsi="Cambria Math"/>
+                <w:sz w:val="20"/>
+                <w:szCs w:val="20"/>
+              </w:rPr>
+              <m:t>z</m:t>
+            </m:r>
+          </m:sub>
+        </m:sSub>
+        <m:r>
+          <w:rPr>
+            <w:rFonts w:ascii="Cambria Math" w:hAnsi="Cambria Math"/>
+            <w:sz w:val="20"/>
+            <w:szCs w:val="20"/>
+          </w:rPr>
+          <m:t xml:space="preserve"> =0,126 </m:t>
+        </m:r>
+        <m:r>
+          <w:rPr>
+            <w:rFonts w:ascii="Cambria Math" w:hAnsi="Cambria Math"/>
+            <w:sz w:val="20"/>
+            <w:szCs w:val="20"/>
+          </w:rPr>
+          <m:t xml:space="preserve"> </m:t>
+        </m:r>
+      </m:oMath>
+      <w:r>
+        <w:rPr>
+          <w:sz w:val="20"/>
+          <w:szCs w:val="20"/>
+        </w:rPr>
+        <w:t xml:space="preserve">и </w:t>
+      </w:r>
+      <m:oMath>
+        <m:sSub>
+          <m:sSubPr>
+            <m:ctrlPr>
+              <w:rPr>
+                <w:rFonts w:ascii="Cambria Math" w:hAnsi="Cambria Math"/>
+                <w:i/>
+                <w:sz w:val="20"/>
+                <w:szCs w:val="20"/>
+              </w:rPr>
+            </m:ctrlPr>
+          </m:sSubPr>
+          <m:e>
+            <m:r>
+              <w:rPr>
+                <w:rFonts w:ascii="Cambria Math" w:hAnsi="Cambria Math"/>
+                <w:sz w:val="20"/>
+                <w:szCs w:val="20"/>
+              </w:rPr>
+              <m:t>∆</m:t>
+            </m:r>
+          </m:e>
+          <m:sub>
+            <m:r>
+              <w:rPr>
+                <w:rFonts w:ascii="Cambria Math" w:hAnsi="Cambria Math"/>
+                <w:sz w:val="20"/>
+                <w:szCs w:val="20"/>
+                <w:lang w:val="en-US"/>
+              </w:rPr>
+              <m:t>r</m:t>
+            </m:r>
+          </m:sub>
+        </m:sSub>
+        <m:r>
+          <w:rPr>
+            <w:rFonts w:ascii="Cambria Math" w:hAnsi="Cambria Math"/>
+            <w:sz w:val="20"/>
+            <w:szCs w:val="20"/>
+          </w:rPr>
+          <m:t xml:space="preserve"> =0,272</m:t>
+        </m:r>
+      </m:oMath>
+      <w:r>
+        <w:rPr>
+          <w:sz w:val="20"/>
+          <w:szCs w:val="20"/>
+        </w:rPr>
+        <w:t xml:space="preserve"> — </w:t>
+      </w:r>
+      <w:r>
+        <w:rPr>
+          <w:sz w:val="20"/>
+          <w:szCs w:val="20"/>
+        </w:rPr>
+        <w:t>эффективные добавки, определяемые соотношениями (*) и (**).</w:t>
+      </w:r>
     </w:p>
     <w:p>
       <w:pPr>
         <w:pStyle w:val="Head"/>
         <w:jc w:val="left"/>
       </w:pPr>
+      <w:r>
+        <w:drawing>
+          <wp:anchor distT="0" distB="0" distL="114300" distR="114300" simplePos="0" relativeHeight="251659264" behindDoc="1" locked="0" layoutInCell="1" allowOverlap="1" wp14:anchorId="416CDDAF" wp14:editId="14F37362">
+            <wp:simplePos x="0" y="0"/>
+            <wp:positionH relativeFrom="margin">
+              <wp:align>center</wp:align>
+            </wp:positionH>
+            <wp:positionV relativeFrom="page">
+              <wp:posOffset>5222240</wp:posOffset>
+            </wp:positionV>
+            <wp:extent cx="3664585" cy="2262505"/>
+            <wp:effectExtent l="0" t="0" r="0" b="4445"/>
+            <wp:wrapNone/>
+            <wp:docPr id="1" name="Рисунок 1"/>
+            <wp:cNvGraphicFramePr>
+              <a:graphicFrameLocks xmlns:a="http://schemas.openxmlformats.org/drawingml/2006/main" noChangeAspect="1"/>
+            </wp:cNvGraphicFramePr>
+            <a:graphic xmlns:a="http://schemas.openxmlformats.org/drawingml/2006/main">
+              <a:graphicData uri="http://schemas.openxmlformats.org/drawingml/2006/picture">
+                <pic:pic xmlns:pic="http://schemas.openxmlformats.org/drawingml/2006/picture">
+                  <pic:nvPicPr>
+                    <pic:cNvPr id="1" name=""/>
+                    <pic:cNvPicPr/>
+                  </pic:nvPicPr>
+                  <pic:blipFill>
+                    <a:blip r:embed="rId7" cstate="print">
+                      <a:extLst>
+                        <a:ext uri="{28A0092B-C50C-407E-A947-70E740481C1C}">
+                          <a14:useLocalDpi xmlns:a14="http://schemas.microsoft.com/office/drawing/2010/main" val="0"/>
+                        </a:ext>
+                      </a:extLst>
+                    </a:blip>
+                    <a:stretch>
+                      <a:fillRect/>
+                    </a:stretch>
+                  </pic:blipFill>
+                  <pic:spPr>
+                    <a:xfrm>
+                      <a:off x="0" y="0"/>
+                      <a:ext cx="3664585" cy="2262505"/>
+                    </a:xfrm>
+                    <a:prstGeom prst="rect">
+                      <a:avLst/>
+                    </a:prstGeom>
+                  </pic:spPr>
+                </pic:pic>
+              </a:graphicData>
+            </a:graphic>
+          </wp:anchor>
+        </w:drawing>
+      </w:r>
     </w:p>
     <w:p>
       <w:pPr>
@@ -12276,19 +13496,347 @@
     <w:p>
       <w:pPr>
         <w:pStyle w:val="Head"/>
-        <w:jc w:val="left"/>
-      </w:pPr>
+        <w:rPr>
+          <w:sz w:val="18"/>
+          <w:szCs w:val="18"/>
+        </w:rPr>
+      </w:pPr>
+      <w:r>
+        <w:rPr>
+          <w:sz w:val="18"/>
+          <w:szCs w:val="18"/>
+        </w:rPr>
+        <w:br/>
+        <w:t xml:space="preserve">Рис. * </w:t>
+      </w:r>
+      <w:r>
+        <w:rPr>
+          <w:sz w:val="18"/>
+          <w:szCs w:val="18"/>
+        </w:rPr>
+        <w:t xml:space="preserve">Изменение плотности теплового потока на поверхности </w:t>
+      </w:r>
+      <w:r>
+        <w:rPr>
+          <w:sz w:val="18"/>
+          <w:szCs w:val="18"/>
+        </w:rPr>
+        <w:br/>
+      </w:r>
+      <w:r>
+        <w:rPr>
+          <w:sz w:val="18"/>
+          <w:szCs w:val="18"/>
+        </w:rPr>
+        <w:t>центрального максимально нагруженного твэла по вы соте ТВСМ</w:t>
+      </w:r>
     </w:p>
     <w:p>
       <w:pPr>
         <w:pStyle w:val="Head"/>
         <w:jc w:val="left"/>
-      </w:pPr>
+        <w:rPr>
+          <w:sz w:val="22"/>
+        </w:rPr>
+      </w:pPr>
+      <w:r>
+        <w:rPr>
+          <w:sz w:val="22"/>
+        </w:rPr>
+        <w:t>Распределения температур оболочек твэлов и топлива по высоте ТВСМ рассчитываются по формулам (</w:t>
+      </w:r>
+      <w:r>
+        <w:rPr>
+          <w:sz w:val="22"/>
+        </w:rPr>
+        <w:t>*</w:t>
+      </w:r>
+      <w:r>
+        <w:rPr>
+          <w:sz w:val="22"/>
+        </w:rPr>
+        <w:t>) – (</w:t>
+      </w:r>
+      <w:r>
+        <w:rPr>
+          <w:sz w:val="22"/>
+        </w:rPr>
+        <w:t>**</w:t>
+      </w:r>
+      <w:proofErr w:type="gramStart"/>
+      <w:r>
+        <w:rPr>
+          <w:sz w:val="22"/>
+        </w:rPr>
+        <w:t>) .</w:t>
+      </w:r>
+      <w:proofErr w:type="gramEnd"/>
+      <w:r>
+        <w:rPr>
+          <w:sz w:val="22"/>
+        </w:rPr>
+        <w:t xml:space="preserve"> Результаты таких расчетов при </w:t>
+      </w:r>
+      <w:r>
+        <w:rPr>
+          <w:sz w:val="22"/>
+        </w:rPr>
+        <w:sym w:font="Symbol" w:char="F06C"/>
+      </w:r>
+      <w:r>
+        <w:rPr>
+          <w:sz w:val="22"/>
+          <w:vertAlign w:val="subscript"/>
+        </w:rPr>
+        <w:t>об</w:t>
+      </w:r>
+      <w:r>
+        <w:rPr>
+          <w:sz w:val="22"/>
+        </w:rPr>
+        <w:t xml:space="preserve"> = 18 Вт/(м</w:t>
+      </w:r>
+      <w:r>
+        <w:rPr>
+          <w:sz w:val="22"/>
+        </w:rPr>
+        <w:sym w:font="Symbol" w:char="F0D7"/>
+      </w:r>
+      <w:r>
+        <w:rPr>
+          <w:sz w:val="22"/>
+        </w:rPr>
+        <w:t xml:space="preserve">К) и </w:t>
+      </w:r>
+      <w:r>
+        <w:rPr>
+          <w:sz w:val="22"/>
+        </w:rPr>
+        <w:sym w:font="Symbol" w:char="F06C"/>
+      </w:r>
+      <w:r>
+        <w:rPr>
+          <w:sz w:val="22"/>
+          <w:vertAlign w:val="subscript"/>
+        </w:rPr>
+        <w:t>т</w:t>
+      </w:r>
+      <w:r>
+        <w:rPr>
+          <w:sz w:val="22"/>
+        </w:rPr>
+        <w:t xml:space="preserve"> = 35 Вт</w:t>
+      </w:r>
+      <w:proofErr w:type="gramStart"/>
+      <w:r>
+        <w:rPr>
+          <w:sz w:val="22"/>
+        </w:rPr>
+        <w:t>/( м</w:t>
+      </w:r>
+      <w:proofErr w:type="gramEnd"/>
+      <w:r>
+        <w:rPr>
+          <w:sz w:val="22"/>
+        </w:rPr>
+        <w:sym w:font="Symbol" w:char="F0D7"/>
+      </w:r>
+      <w:r>
+        <w:rPr>
+          <w:sz w:val="22"/>
+        </w:rPr>
+        <w:t>К) приведены на рис.</w:t>
+      </w:r>
+      <w:r>
+        <w:rPr>
+          <w:sz w:val="22"/>
+        </w:rPr>
+        <w:t xml:space="preserve"> * </w:t>
+      </w:r>
+      <w:r>
+        <w:rPr>
+          <w:sz w:val="22"/>
+        </w:rPr>
+        <w:t>.</w:t>
+      </w:r>
     </w:p>
     <w:p>
       <w:pPr>
         <w:pStyle w:val="Head"/>
         <w:jc w:val="left"/>
+      </w:pPr>
+    </w:p>
+    <w:p>
+      <w:pPr>
+        <w:pStyle w:val="Head"/>
+      </w:pPr>
+    </w:p>
+    <w:p>
+      <w:pPr>
+        <w:pStyle w:val="Head"/>
+      </w:pPr>
+    </w:p>
+    <w:p>
+      <w:pPr>
+        <w:pStyle w:val="Head"/>
+      </w:pPr>
+    </w:p>
+    <w:p>
+      <w:pPr>
+        <w:pStyle w:val="Head"/>
+      </w:pPr>
+      <w:r>
+        <w:drawing>
+          <wp:inline distT="0" distB="0" distL="0" distR="0" wp14:anchorId="30867D6D" wp14:editId="3839CC28">
+            <wp:extent cx="4025560" cy="2395112"/>
+            <wp:effectExtent l="0" t="0" r="0" b="5715"/>
+            <wp:docPr id="2" name="Рисунок 2"/>
+            <wp:cNvGraphicFramePr>
+              <a:graphicFrameLocks xmlns:a="http://schemas.openxmlformats.org/drawingml/2006/main" noChangeAspect="1"/>
+            </wp:cNvGraphicFramePr>
+            <a:graphic xmlns:a="http://schemas.openxmlformats.org/drawingml/2006/main">
+              <a:graphicData uri="http://schemas.openxmlformats.org/drawingml/2006/picture">
+                <pic:pic xmlns:pic="http://schemas.openxmlformats.org/drawingml/2006/picture">
+                  <pic:nvPicPr>
+                    <pic:cNvPr id="1" name=""/>
+                    <pic:cNvPicPr/>
+                  </pic:nvPicPr>
+                  <pic:blipFill>
+                    <a:blip r:embed="rId8"/>
+                    <a:stretch>
+                      <a:fillRect/>
+                    </a:stretch>
+                  </pic:blipFill>
+                  <pic:spPr>
+                    <a:xfrm>
+                      <a:off x="0" y="0"/>
+                      <a:ext cx="4051210" cy="2410373"/>
+                    </a:xfrm>
+                    <a:prstGeom prst="rect">
+                      <a:avLst/>
+                    </a:prstGeom>
+                  </pic:spPr>
+                </pic:pic>
+              </a:graphicData>
+            </a:graphic>
+          </wp:inline>
+        </w:drawing>
+      </w:r>
+    </w:p>
+    <w:p>
+      <w:pPr>
+        <w:pStyle w:val="Head"/>
+        <w:rPr>
+          <w:sz w:val="22"/>
+          <w:szCs w:val="18"/>
+        </w:rPr>
+      </w:pPr>
+      <w:r>
+        <w:rPr>
+          <w:sz w:val="22"/>
+          <w:szCs w:val="18"/>
+        </w:rPr>
+        <w:t xml:space="preserve">Рис. 1 Распределение температур теплоносителя, оболочки твэла т топлива по высоте ТВСМ </w:t>
+      </w:r>
+    </w:p>
+    <w:p>
+      <w:pPr>
+        <w:pStyle w:val="Head"/>
+      </w:pPr>
+    </w:p>
+    <w:p>
+      <w:pPr>
+        <w:pStyle w:val="Head"/>
+      </w:pPr>
+    </w:p>
+    <w:p>
+      <w:pPr>
+        <w:pStyle w:val="Head"/>
+      </w:pPr>
+    </w:p>
+    <w:p>
+      <w:pPr>
+        <w:pStyle w:val="Head"/>
+      </w:pPr>
+    </w:p>
+    <w:p>
+      <w:pPr>
+        <w:pStyle w:val="Head"/>
+      </w:pPr>
+    </w:p>
+    <w:p>
+      <w:pPr>
+        <w:pStyle w:val="Head"/>
+      </w:pPr>
+    </w:p>
+    <w:p>
+      <w:pPr>
+        <w:pStyle w:val="Head"/>
+      </w:pPr>
+    </w:p>
+    <w:p>
+      <w:pPr>
+        <w:pStyle w:val="Head"/>
+      </w:pPr>
+    </w:p>
+    <w:p>
+      <w:pPr>
+        <w:pStyle w:val="Head"/>
+      </w:pPr>
+    </w:p>
+    <w:p>
+      <w:pPr>
+        <w:pStyle w:val="Head"/>
+      </w:pPr>
+    </w:p>
+    <w:p>
+      <w:pPr>
+        <w:pStyle w:val="Head"/>
+      </w:pPr>
+    </w:p>
+    <w:p>
+      <w:pPr>
+        <w:pStyle w:val="Head"/>
+      </w:pPr>
+    </w:p>
+    <w:p>
+      <w:pPr>
+        <w:pStyle w:val="Head"/>
+      </w:pPr>
+    </w:p>
+    <w:p>
+      <w:pPr>
+        <w:pStyle w:val="Head"/>
+      </w:pPr>
+    </w:p>
+    <w:p>
+      <w:pPr>
+        <w:pStyle w:val="Head"/>
+      </w:pPr>
+    </w:p>
+    <w:p>
+      <w:pPr>
+        <w:pStyle w:val="Head"/>
+      </w:pPr>
+    </w:p>
+    <w:p>
+      <w:pPr>
+        <w:pStyle w:val="Head"/>
+      </w:pPr>
+    </w:p>
+    <w:p>
+      <w:pPr>
+        <w:pStyle w:val="Head"/>
+      </w:pPr>
+    </w:p>
+    <w:p>
+      <w:pPr>
+        <w:pStyle w:val="Head"/>
+      </w:pPr>
+    </w:p>
+    <w:p>
+      <w:pPr>
+        <w:pStyle w:val="Head"/>
       </w:pPr>
     </w:p>
     <w:p>
@@ -12422,7 +13970,6 @@
                 <w:sz w:val="18"/>
                 <w:szCs w:val="18"/>
               </w:rPr>
-              <w:lastRenderedPageBreak/>
               <w:t>Длина активной зоны L, м</w:t>
             </w:r>
           </w:p>
@@ -14128,10 +15675,13 @@
       <w:pPr>
         <w:pStyle w:val="skuf"/>
         <w:ind w:firstLineChars="0" w:firstLine="0"/>
+        <w:rPr>
+          <w:lang w:val="en-US"/>
+        </w:rPr>
       </w:pPr>
     </w:p>
     <w:sectPr>
-      <w:footerReference w:type="default" r:id="rId7"/>
+      <w:footerReference w:type="default" r:id="rId9"/>
       <w:pgSz w:w="11906" w:h="16838"/>
       <w:pgMar w:top="1134" w:right="850" w:bottom="1134" w:left="1701" w:header="708" w:footer="708" w:gutter="0"/>
       <w:cols w:space="708"/>
@@ -14142,7 +15692,7 @@
 </file>
 
 <file path=word/endnotes.xml><?xml version="1.0" encoding="utf-8"?>
-<w:endnotes xmlns:wpc="http://schemas.microsoft.com/office/word/2010/wordprocessingCanvas" xmlns:cx="http://schemas.microsoft.com/office/drawing/2014/chartex" xmlns:cx1="http://schemas.microsoft.com/office/drawing/2015/9/8/chartex" xmlns:cx2="http://schemas.microsoft.com/office/drawing/2015/10/21/chartex" xmlns:cx3="http://schemas.microsoft.com/office/drawing/2016/5/9/chartex" xmlns:cx4="http://schemas.microsoft.com/office/drawing/2016/5/10/chartex" xmlns:cx5="http://schemas.microsoft.com/office/drawing/2016/5/11/chartex" xmlns:cx6="http://schemas.microsoft.com/office/drawing/2016/5/12/chartex" xmlns:cx7="http://schemas.microsoft.com/office/drawing/2016/5/13/chartex" xmlns:cx8="http://schemas.microsoft.com/office/drawing/2016/5/14/chartex" xmlns:mc="http://schemas.openxmlformats.org/markup-compatibility/2006" xmlns:aink="http://schemas.microsoft.com/office/drawing/2016/ink" xmlns:am3d="http://schemas.microsoft.com/office/drawing/2017/model3d" xmlns:o="urn:schemas-microsoft-com:office:office" xmlns:oel="http://schemas.microsoft.com/office/2019/extlst" xmlns:r="http://schemas.openxmlformats.org/officeDocument/2006/relationships" xmlns:m="http://schemas.openxmlformats.org/officeDocument/2006/math" xmlns:v="urn:schemas-microsoft-com:vml" xmlns:wp14="http://schemas.microsoft.com/office/word/2010/wordprocessingDrawing" xmlns:wp="http://schemas.openxmlformats.org/drawingml/2006/wordprocessingDrawing" xmlns:w10="urn:schemas-microsoft-com:office:word" xmlns:w="http://schemas.openxmlformats.org/wordprocessingml/2006/main" xmlns:w14="http://schemas.microsoft.com/office/word/2010/wordml" xmlns:w15="http://schemas.microsoft.com/office/word/2012/wordml" xmlns:w16cex="http://schemas.microsoft.com/office/word/2018/wordml/cex" xmlns:w16cid="http://schemas.microsoft.com/office/word/2016/wordml/cid" xmlns:w16="http://schemas.microsoft.com/office/word/2018/wordml" xmlns:w16sdtdh="http://schemas.microsoft.com/office/word/2020/wordml/sdtdatahash" xmlns:w16se="http://schemas.microsoft.com/office/word/2015/wordml/symex" xmlns:wpg="http://schemas.microsoft.com/office/word/2010/wordprocessingGroup" xmlns:wpi="http://schemas.microsoft.com/office/word/2010/wordprocessingInk" xmlns:wne="http://schemas.microsoft.com/office/word/2006/wordml" xmlns:wps="http://schemas.microsoft.com/office/word/2010/wordprocessingShape" mc:Ignorable="w14 w15 w16se w16cid w16 w16cex w16sdtdh wp14">
+<w:endnotes xmlns:wpc="http://schemas.microsoft.com/office/word/2010/wordprocessingCanvas" xmlns:cx="http://schemas.microsoft.com/office/drawing/2014/chartex" xmlns:cx1="http://schemas.microsoft.com/office/drawing/2015/9/8/chartex" xmlns:cx2="http://schemas.microsoft.com/office/drawing/2015/10/21/chartex" xmlns:cx3="http://schemas.microsoft.com/office/drawing/2016/5/9/chartex" xmlns:cx4="http://schemas.microsoft.com/office/drawing/2016/5/10/chartex" xmlns:cx5="http://schemas.microsoft.com/office/drawing/2016/5/11/chartex" xmlns:cx6="http://schemas.microsoft.com/office/drawing/2016/5/12/chartex" xmlns:cx7="http://schemas.microsoft.com/office/drawing/2016/5/13/chartex" xmlns:cx8="http://schemas.microsoft.com/office/drawing/2016/5/14/chartex" xmlns:mc="http://schemas.openxmlformats.org/markup-compatibility/2006" xmlns:aink="http://schemas.microsoft.com/office/drawing/2016/ink" xmlns:am3d="http://schemas.microsoft.com/office/drawing/2017/model3d" xmlns:o="urn:schemas-microsoft-com:office:office" xmlns:r="http://schemas.openxmlformats.org/officeDocument/2006/relationships" xmlns:m="http://schemas.openxmlformats.org/officeDocument/2006/math" xmlns:v="urn:schemas-microsoft-com:vml" xmlns:wp14="http://schemas.microsoft.com/office/word/2010/wordprocessingDrawing" xmlns:wp="http://schemas.openxmlformats.org/drawingml/2006/wordprocessingDrawing" xmlns:w10="urn:schemas-microsoft-com:office:word" xmlns:w="http://schemas.openxmlformats.org/wordprocessingml/2006/main" xmlns:w14="http://schemas.microsoft.com/office/word/2010/wordml" xmlns:w15="http://schemas.microsoft.com/office/word/2012/wordml" xmlns:w16cex="http://schemas.microsoft.com/office/word/2018/wordml/cex" xmlns:w16cid="http://schemas.microsoft.com/office/word/2016/wordml/cid" xmlns:w16="http://schemas.microsoft.com/office/word/2018/wordml" xmlns:w16sdtdh="http://schemas.microsoft.com/office/word/2020/wordml/sdtdatahash" xmlns:w16se="http://schemas.microsoft.com/office/word/2015/wordml/symex" xmlns:wpg="http://schemas.microsoft.com/office/word/2010/wordprocessingGroup" xmlns:wpi="http://schemas.microsoft.com/office/word/2010/wordprocessingInk" xmlns:wne="http://schemas.microsoft.com/office/word/2006/wordml" xmlns:wps="http://schemas.microsoft.com/office/word/2010/wordprocessingShape" mc:Ignorable="w14 w15 w16se w16cid w16 w16cex w16sdtdh wp14">
   <w:endnote w:type="separator" w:id="-1">
     <w:p>
       <w:pPr>
@@ -14167,7 +15717,7 @@
 </file>
 
 <file path=word/footer1.xml><?xml version="1.0" encoding="utf-8"?>
-<w:ftr xmlns:wpc="http://schemas.microsoft.com/office/word/2010/wordprocessingCanvas" xmlns:cx="http://schemas.microsoft.com/office/drawing/2014/chartex" xmlns:cx1="http://schemas.microsoft.com/office/drawing/2015/9/8/chartex" xmlns:cx2="http://schemas.microsoft.com/office/drawing/2015/10/21/chartex" xmlns:cx3="http://schemas.microsoft.com/office/drawing/2016/5/9/chartex" xmlns:cx4="http://schemas.microsoft.com/office/drawing/2016/5/10/chartex" xmlns:cx5="http://schemas.microsoft.com/office/drawing/2016/5/11/chartex" xmlns:cx6="http://schemas.microsoft.com/office/drawing/2016/5/12/chartex" xmlns:cx7="http://schemas.microsoft.com/office/drawing/2016/5/13/chartex" xmlns:cx8="http://schemas.microsoft.com/office/drawing/2016/5/14/chartex" xmlns:mc="http://schemas.openxmlformats.org/markup-compatibility/2006" xmlns:aink="http://schemas.microsoft.com/office/drawing/2016/ink" xmlns:am3d="http://schemas.microsoft.com/office/drawing/2017/model3d" xmlns:o="urn:schemas-microsoft-com:office:office" xmlns:oel="http://schemas.microsoft.com/office/2019/extlst" xmlns:r="http://schemas.openxmlformats.org/officeDocument/2006/relationships" xmlns:m="http://schemas.openxmlformats.org/officeDocument/2006/math" xmlns:v="urn:schemas-microsoft-com:vml" xmlns:wp14="http://schemas.microsoft.com/office/word/2010/wordprocessingDrawing" xmlns:wp="http://schemas.openxmlformats.org/drawingml/2006/wordprocessingDrawing" xmlns:w10="urn:schemas-microsoft-com:office:word" xmlns:w="http://schemas.openxmlformats.org/wordprocessingml/2006/main" xmlns:w14="http://schemas.microsoft.com/office/word/2010/wordml" xmlns:w15="http://schemas.microsoft.com/office/word/2012/wordml" xmlns:w16cex="http://schemas.microsoft.com/office/word/2018/wordml/cex" xmlns:w16cid="http://schemas.microsoft.com/office/word/2016/wordml/cid" xmlns:w16="http://schemas.microsoft.com/office/word/2018/wordml" xmlns:w16sdtdh="http://schemas.microsoft.com/office/word/2020/wordml/sdtdatahash" xmlns:w16se="http://schemas.microsoft.com/office/word/2015/wordml/symex" xmlns:wpg="http://schemas.microsoft.com/office/word/2010/wordprocessingGroup" xmlns:wpi="http://schemas.microsoft.com/office/word/2010/wordprocessingInk" xmlns:wne="http://schemas.microsoft.com/office/word/2006/wordml" xmlns:wps="http://schemas.microsoft.com/office/word/2010/wordprocessingShape" mc:Ignorable="w14 w15 w16se w16cid w16 w16cex w16sdtdh wp14">
+<w:ftr xmlns:wpc="http://schemas.microsoft.com/office/word/2010/wordprocessingCanvas" xmlns:cx="http://schemas.microsoft.com/office/drawing/2014/chartex" xmlns:cx1="http://schemas.microsoft.com/office/drawing/2015/9/8/chartex" xmlns:cx2="http://schemas.microsoft.com/office/drawing/2015/10/21/chartex" xmlns:cx3="http://schemas.microsoft.com/office/drawing/2016/5/9/chartex" xmlns:cx4="http://schemas.microsoft.com/office/drawing/2016/5/10/chartex" xmlns:cx5="http://schemas.microsoft.com/office/drawing/2016/5/11/chartex" xmlns:cx6="http://schemas.microsoft.com/office/drawing/2016/5/12/chartex" xmlns:cx7="http://schemas.microsoft.com/office/drawing/2016/5/13/chartex" xmlns:cx8="http://schemas.microsoft.com/office/drawing/2016/5/14/chartex" xmlns:mc="http://schemas.openxmlformats.org/markup-compatibility/2006" xmlns:aink="http://schemas.microsoft.com/office/drawing/2016/ink" xmlns:am3d="http://schemas.microsoft.com/office/drawing/2017/model3d" xmlns:o="urn:schemas-microsoft-com:office:office" xmlns:r="http://schemas.openxmlformats.org/officeDocument/2006/relationships" xmlns:m="http://schemas.openxmlformats.org/officeDocument/2006/math" xmlns:v="urn:schemas-microsoft-com:vml" xmlns:wp14="http://schemas.microsoft.com/office/word/2010/wordprocessingDrawing" xmlns:wp="http://schemas.openxmlformats.org/drawingml/2006/wordprocessingDrawing" xmlns:w10="urn:schemas-microsoft-com:office:word" xmlns:w="http://schemas.openxmlformats.org/wordprocessingml/2006/main" xmlns:w14="http://schemas.microsoft.com/office/word/2010/wordml" xmlns:w15="http://schemas.microsoft.com/office/word/2012/wordml" xmlns:w16cex="http://schemas.microsoft.com/office/word/2018/wordml/cex" xmlns:w16cid="http://schemas.microsoft.com/office/word/2016/wordml/cid" xmlns:w16="http://schemas.microsoft.com/office/word/2018/wordml" xmlns:w16sdtdh="http://schemas.microsoft.com/office/word/2020/wordml/sdtdatahash" xmlns:w16se="http://schemas.microsoft.com/office/word/2015/wordml/symex" xmlns:wpg="http://schemas.microsoft.com/office/word/2010/wordprocessingGroup" xmlns:wpi="http://schemas.microsoft.com/office/word/2010/wordprocessingInk" xmlns:wne="http://schemas.microsoft.com/office/word/2006/wordml" xmlns:wps="http://schemas.microsoft.com/office/word/2010/wordprocessingShape" mc:Ignorable="w14 w15 w16se w16cid w16 w16cex w16sdtdh wp14">
   <w:sdt>
     <w:sdtPr>
       <w:rPr>
@@ -14179,6 +15729,7 @@
         <w:docPartUnique/>
       </w:docPartObj>
     </w:sdtPr>
+    <w:sdtEndPr/>
     <w:sdtContent>
       <w:sdt>
         <w:sdtPr>
@@ -14191,6 +15742,7 @@
             <w:docPartUnique/>
           </w:docPartObj>
         </w:sdtPr>
+        <w:sdtEndPr/>
         <w:sdtContent>
           <w:p>
             <w:pPr>
@@ -14246,7 +15798,7 @@
 </file>
 
 <file path=word/footnotes.xml><?xml version="1.0" encoding="utf-8"?>
-<w:footnotes xmlns:wpc="http://schemas.microsoft.com/office/word/2010/wordprocessingCanvas" xmlns:cx="http://schemas.microsoft.com/office/drawing/2014/chartex" xmlns:cx1="http://schemas.microsoft.com/office/drawing/2015/9/8/chartex" xmlns:cx2="http://schemas.microsoft.com/office/drawing/2015/10/21/chartex" xmlns:cx3="http://schemas.microsoft.com/office/drawing/2016/5/9/chartex" xmlns:cx4="http://schemas.microsoft.com/office/drawing/2016/5/10/chartex" xmlns:cx5="http://schemas.microsoft.com/office/drawing/2016/5/11/chartex" xmlns:cx6="http://schemas.microsoft.com/office/drawing/2016/5/12/chartex" xmlns:cx7="http://schemas.microsoft.com/office/drawing/2016/5/13/chartex" xmlns:cx8="http://schemas.microsoft.com/office/drawing/2016/5/14/chartex" xmlns:mc="http://schemas.openxmlformats.org/markup-compatibility/2006" xmlns:aink="http://schemas.microsoft.com/office/drawing/2016/ink" xmlns:am3d="http://schemas.microsoft.com/office/drawing/2017/model3d" xmlns:o="urn:schemas-microsoft-com:office:office" xmlns:oel="http://schemas.microsoft.com/office/2019/extlst" xmlns:r="http://schemas.openxmlformats.org/officeDocument/2006/relationships" xmlns:m="http://schemas.openxmlformats.org/officeDocument/2006/math" xmlns:v="urn:schemas-microsoft-com:vml" xmlns:wp14="http://schemas.microsoft.com/office/word/2010/wordprocessingDrawing" xmlns:wp="http://schemas.openxmlformats.org/drawingml/2006/wordprocessingDrawing" xmlns:w10="urn:schemas-microsoft-com:office:word" xmlns:w="http://schemas.openxmlformats.org/wordprocessingml/2006/main" xmlns:w14="http://schemas.microsoft.com/office/word/2010/wordml" xmlns:w15="http://schemas.microsoft.com/office/word/2012/wordml" xmlns:w16cex="http://schemas.microsoft.com/office/word/2018/wordml/cex" xmlns:w16cid="http://schemas.microsoft.com/office/word/2016/wordml/cid" xmlns:w16="http://schemas.microsoft.com/office/word/2018/wordml" xmlns:w16sdtdh="http://schemas.microsoft.com/office/word/2020/wordml/sdtdatahash" xmlns:w16se="http://schemas.microsoft.com/office/word/2015/wordml/symex" xmlns:wpg="http://schemas.microsoft.com/office/word/2010/wordprocessingGroup" xmlns:wpi="http://schemas.microsoft.com/office/word/2010/wordprocessingInk" xmlns:wne="http://schemas.microsoft.com/office/word/2006/wordml" xmlns:wps="http://schemas.microsoft.com/office/word/2010/wordprocessingShape" mc:Ignorable="w14 w15 w16se w16cid w16 w16cex w16sdtdh wp14">
+<w:footnotes xmlns:wpc="http://schemas.microsoft.com/office/word/2010/wordprocessingCanvas" xmlns:cx="http://schemas.microsoft.com/office/drawing/2014/chartex" xmlns:cx1="http://schemas.microsoft.com/office/drawing/2015/9/8/chartex" xmlns:cx2="http://schemas.microsoft.com/office/drawing/2015/10/21/chartex" xmlns:cx3="http://schemas.microsoft.com/office/drawing/2016/5/9/chartex" xmlns:cx4="http://schemas.microsoft.com/office/drawing/2016/5/10/chartex" xmlns:cx5="http://schemas.microsoft.com/office/drawing/2016/5/11/chartex" xmlns:cx6="http://schemas.microsoft.com/office/drawing/2016/5/12/chartex" xmlns:cx7="http://schemas.microsoft.com/office/drawing/2016/5/13/chartex" xmlns:cx8="http://schemas.microsoft.com/office/drawing/2016/5/14/chartex" xmlns:mc="http://schemas.openxmlformats.org/markup-compatibility/2006" xmlns:aink="http://schemas.microsoft.com/office/drawing/2016/ink" xmlns:am3d="http://schemas.microsoft.com/office/drawing/2017/model3d" xmlns:o="urn:schemas-microsoft-com:office:office" xmlns:r="http://schemas.openxmlformats.org/officeDocument/2006/relationships" xmlns:m="http://schemas.openxmlformats.org/officeDocument/2006/math" xmlns:v="urn:schemas-microsoft-com:vml" xmlns:wp14="http://schemas.microsoft.com/office/word/2010/wordprocessingDrawing" xmlns:wp="http://schemas.openxmlformats.org/drawingml/2006/wordprocessingDrawing" xmlns:w10="urn:schemas-microsoft-com:office:word" xmlns:w="http://schemas.openxmlformats.org/wordprocessingml/2006/main" xmlns:w14="http://schemas.microsoft.com/office/word/2010/wordml" xmlns:w15="http://schemas.microsoft.com/office/word/2012/wordml" xmlns:w16cex="http://schemas.microsoft.com/office/word/2018/wordml/cex" xmlns:w16cid="http://schemas.microsoft.com/office/word/2016/wordml/cid" xmlns:w16="http://schemas.microsoft.com/office/word/2018/wordml" xmlns:w16sdtdh="http://schemas.microsoft.com/office/word/2020/wordml/sdtdatahash" xmlns:w16se="http://schemas.microsoft.com/office/word/2015/wordml/symex" xmlns:wpg="http://schemas.microsoft.com/office/word/2010/wordprocessingGroup" xmlns:wpi="http://schemas.microsoft.com/office/word/2010/wordprocessingInk" xmlns:wne="http://schemas.microsoft.com/office/word/2006/wordml" xmlns:wps="http://schemas.microsoft.com/office/word/2010/wordprocessingShape" mc:Ignorable="w14 w15 w16se w16cid w16 w16cex w16sdtdh wp14">
   <w:footnote w:type="separator" w:id="-1">
     <w:p>
       <w:pPr>
